--- a/ma-portfolio-static/assets/images/Mohmad_Ayman_CV.docx
+++ b/ma-portfolio-static/assets/images/Mohmad_Ayman_CV.docx
@@ -245,7 +245,26 @@
                 <w:sz w:val="20"/>
                 <w:szCs w:val="20"/>
               </w:rPr>
-              <w:t>Python, Java, C, JavaScript</w:t>
+              <w:t>Python, Java, C,</w:t>
+            </w:r>
+            <w:r>
+              <w:rPr>
+                <w:rFonts w:hint="default" w:cs="Arial"/>
+                <w:color w:val="1C1C1C"/>
+                <w:sz w:val="20"/>
+                <w:szCs w:val="20"/>
+                <w:lang w:val="en-US"/>
+              </w:rPr>
+              <w:t xml:space="preserve"> C++,</w:t>
+            </w:r>
+            <w:r>
+              <w:rPr>
+                <w:rFonts w:ascii="Arial" w:hAnsi="Arial" w:eastAsia="Arial" w:cs="Arial"/>
+                <w:color w:val="1C1C1C"/>
+                <w:sz w:val="20"/>
+                <w:szCs w:val="20"/>
+              </w:rPr>
+              <w:t xml:space="preserve"> JavaScript</w:t>
             </w:r>
           </w:p>
           <w:p>
@@ -293,7 +312,36 @@
                 <w:sz w:val="20"/>
                 <w:szCs w:val="20"/>
               </w:rPr>
-              <w:t>Object-Oriented Programming</w:t>
+              <w:t>Object-</w:t>
+            </w:r>
+            <w:bookmarkStart w:id="0" w:name="_GoBack"/>
+            <w:bookmarkEnd w:id="0"/>
+            <w:r>
+              <w:rPr>
+                <w:rFonts w:ascii="Arial" w:hAnsi="Arial" w:eastAsia="Arial" w:cs="Arial"/>
+                <w:color w:val="1C1C1C"/>
+                <w:sz w:val="20"/>
+                <w:szCs w:val="20"/>
+              </w:rPr>
+              <w:t>Oriented Programming</w:t>
+            </w:r>
+          </w:p>
+          <w:p>
+            <w:pPr>
+              <w:pStyle w:val="16"/>
+              <w:numPr>
+                <w:ilvl w:val="0"/>
+                <w:numId w:val="1"/>
+              </w:numPr>
+              <w:spacing w:before="40" w:after="40"/>
+            </w:pPr>
+            <w:r>
+              <w:rPr>
+                <w:rFonts w:hint="default" w:ascii="Arial" w:hAnsi="Arial" w:eastAsia="SimSun" w:cs="Arial"/>
+                <w:sz w:val="20"/>
+                <w:szCs w:val="20"/>
+              </w:rPr>
+              <w:t>Algorithms &amp; Data Structures</w:t>
             </w:r>
           </w:p>
           <w:p>
@@ -372,7 +420,7 @@
                 <w:sz w:val="20"/>
                 <w:szCs w:val="20"/>
               </w:rPr>
-              <w:t>Scikit-learn, FAISS</w:t>
+              <w:t>Scikit-learn</w:t>
             </w:r>
           </w:p>
           <w:p>
@@ -393,6 +441,28 @@
               </w:rPr>
               <w:t>LangChain, ChromaDB</w:t>
             </w:r>
+            <w:r>
+              <w:rPr>
+                <w:rFonts w:hint="cs" w:cs="Arial"/>
+                <w:color w:val="1C1C1C"/>
+                <w:sz w:val="20"/>
+                <w:szCs w:val="20"/>
+                <w:rtl/>
+                <w:lang w:val="en-US" w:bidi="ar-SA"/>
+              </w:rPr>
+              <w:t xml:space="preserve"> </w:t>
+            </w:r>
+            <w:r>
+              <w:rPr>
+                <w:rFonts w:hint="default" w:cs="Arial"/>
+                <w:color w:val="1C1C1C"/>
+                <w:sz w:val="20"/>
+                <w:szCs w:val="20"/>
+                <w:rtl w:val="0"/>
+                <w:lang w:val="en-US" w:bidi="ar-SA"/>
+              </w:rPr>
+              <w:t>,Llama-index</w:t>
+            </w:r>
           </w:p>
           <w:p>
             <w:pPr>
@@ -411,7 +481,7 @@
                 <w:szCs w:val="20"/>
                 <w:lang w:val="en-US"/>
               </w:rPr>
-              <w:t>Fast API, Flask API</w:t>
+              <w:t>Fast API, Flask API , streamlit, Gradio</w:t>
             </w:r>
           </w:p>
         </w:tc>
@@ -561,7 +631,60 @@
                 <w:rFonts w:hint="default"/>
                 <w:lang w:val="en-US"/>
               </w:rPr>
-              <w:t>Scryping Data</w:t>
+              <w:t xml:space="preserve">Scryping Data </w:t>
+            </w:r>
+            <w:r>
+              <w:rPr>
+                <w:rFonts w:hint="default" w:ascii="Arial" w:hAnsi="Arial" w:eastAsia="SimSun" w:cs="Arial"/>
+                <w:b w:val="0"/>
+                <w:bCs w:val="0"/>
+                <w:sz w:val="20"/>
+                <w:szCs w:val="20"/>
+                <w:lang w:val="en-US"/>
+              </w:rPr>
+              <w:t>(</w:t>
+            </w:r>
+            <w:r>
+              <w:rPr>
+                <w:rFonts w:hint="default" w:ascii="Arial" w:hAnsi="Arial" w:eastAsia="SimSun" w:cs="Arial"/>
+                <w:b w:val="0"/>
+                <w:bCs w:val="0"/>
+                <w:sz w:val="20"/>
+                <w:szCs w:val="20"/>
+              </w:rPr>
+              <w:t>Scrapy</w:t>
+            </w:r>
+            <w:r>
+              <w:rPr>
+                <w:rFonts w:hint="default" w:ascii="Arial" w:hAnsi="Arial" w:eastAsia="SimSun" w:cs="Arial"/>
+                <w:b w:val="0"/>
+                <w:bCs w:val="0"/>
+                <w:sz w:val="20"/>
+                <w:szCs w:val="20"/>
+                <w:lang w:val="en-US"/>
+              </w:rPr>
+              <w:t xml:space="preserve"> ,</w:t>
+            </w:r>
+            <w:r>
+              <w:rPr>
+                <w:rFonts w:hint="default" w:ascii="Arial" w:hAnsi="Arial" w:eastAsia="SimSun" w:cs="Arial"/>
+                <w:b w:val="0"/>
+                <w:bCs w:val="0"/>
+                <w:sz w:val="20"/>
+                <w:szCs w:val="20"/>
+              </w:rPr>
+              <w:t>BeautifulSoup</w:t>
+            </w:r>
+            <w:r>
+              <w:rPr>
+                <w:rFonts w:hint="default" w:ascii="Arial" w:hAnsi="Arial" w:eastAsia="SimSun" w:cs="Arial"/>
+                <w:b w:val="0"/>
+                <w:bCs w:val="0"/>
+                <w:sz w:val="20"/>
+                <w:szCs w:val="20"/>
+                <w:lang w:val="en-US"/>
+              </w:rPr>
+              <w:t>)</w:t>
             </w:r>
           </w:p>
         </w:tc>
@@ -1894,10 +2017,7 @@
         </w:tc>
       </w:tr>
     </w:tbl>
-    <w:p>
-      <w:bookmarkStart w:id="0" w:name="_GoBack"/>
-      <w:bookmarkEnd w:id="0"/>
-    </w:p>
+    <w:p/>
     <w:sectPr>
       <w:pgSz w:w="12240" w:h="15840"/>
       <w:pgMar w:top="864" w:right="1080" w:bottom="864" w:left="1080" w:header="708" w:footer="708" w:gutter="0"/>
